--- a/ADR/ADR-005- EstrategiaFinOps.docx
+++ b/ADR/ADR-005- EstrategiaFinOps.docx
@@ -6,21 +6,42 @@
       <w:pPr>
         <w:jc w:val="center"/>
         <w:rPr>
+          <w:rFonts w:ascii="Arial" w:hAnsi="Arial" w:cs="Arial"/>
           <w:b/>
           <w:bCs/>
         </w:rPr>
       </w:pPr>
       <w:r>
         <w:rPr>
+          <w:rFonts w:ascii="Arial" w:hAnsi="Arial" w:cs="Arial"/>
           <w:b/>
           <w:bCs/>
         </w:rPr>
-        <w:t>ADR-005 — Estratégia FinOps com LLM Híbrido</w:t>
+        <w:t xml:space="preserve">ADR-005 — Estratégia </w:t>
+      </w:r>
+      <w:proofErr w:type="spellStart"/>
+      <w:r>
+        <w:rPr>
+          <w:rFonts w:ascii="Arial" w:hAnsi="Arial" w:cs="Arial"/>
+          <w:b/>
+          <w:bCs/>
+        </w:rPr>
+        <w:t>FinOps</w:t>
+      </w:r>
+      <w:proofErr w:type="spellEnd"/>
+      <w:r>
+        <w:rPr>
+          <w:rFonts w:ascii="Arial" w:hAnsi="Arial" w:cs="Arial"/>
+          <w:b/>
+          <w:bCs/>
+        </w:rPr>
+        <w:t xml:space="preserve"> com LLM Híbrido</w:t>
       </w:r>
     </w:p>
     <w:p>
       <w:pPr>
         <w:rPr>
+          <w:rFonts w:ascii="Arial" w:hAnsi="Arial" w:cs="Arial"/>
           <w:b/>
           <w:bCs/>
           <w:u w:val="single"/>
@@ -30,16 +51,16 @@
     <w:p>
       <w:pPr>
         <w:rPr>
+          <w:rFonts w:ascii="Arial" w:hAnsi="Arial" w:cs="Arial"/>
           <w:b/>
           <w:bCs/>
-          <w:u w:val="single"/>
         </w:rPr>
       </w:pPr>
       <w:r>
         <w:rPr>
+          <w:rFonts w:ascii="Arial" w:hAnsi="Arial" w:cs="Arial"/>
           <w:b/>
           <w:bCs/>
-          <w:u w:val="single"/>
         </w:rPr>
         <w:t>Contexto</w:t>
       </w:r>
@@ -47,16 +68,28 @@
     <w:p>
       <w:pPr>
         <w:ind w:left="708"/>
+        <w:rPr>
+          <w:rFonts w:ascii="Arial" w:hAnsi="Arial" w:cs="Arial"/>
+        </w:rPr>
       </w:pPr>
       <w:r>
+        <w:rPr>
+          <w:rFonts w:ascii="Arial" w:hAnsi="Arial" w:cs="Arial"/>
+        </w:rPr>
         <w:t>Processar todas as requisições com LLM seria extremamente caro.</w:t>
       </w:r>
     </w:p>
     <w:p>
       <w:pPr>
         <w:ind w:left="708"/>
+        <w:rPr>
+          <w:rFonts w:ascii="Arial" w:hAnsi="Arial" w:cs="Arial"/>
+        </w:rPr>
       </w:pPr>
       <w:r>
+        <w:rPr>
+          <w:rFonts w:ascii="Arial" w:hAnsi="Arial" w:cs="Arial"/>
+        </w:rPr>
         <w:t>Volume:</w:t>
       </w:r>
     </w:p>
@@ -71,11 +104,13 @@
           <w:tab w:val="num" w:pos="1428"/>
         </w:tabs>
         <w:ind w:left="1428"/>
+        <w:rPr>
+          <w:rFonts w:ascii="Arial" w:hAnsi="Arial" w:cs="Arial"/>
+        </w:rPr>
       </w:pPr>
       <w:r>
         <w:rPr>
-          <w:b/>
-          <w:bCs/>
+          <w:rFonts w:ascii="Arial" w:hAnsi="Arial" w:cs="Arial"/>
         </w:rPr>
         <w:t>10.000 requisições/dia</w:t>
       </w:r>
@@ -91,11 +126,13 @@
           <w:tab w:val="num" w:pos="1428"/>
         </w:tabs>
         <w:ind w:left="1428"/>
+        <w:rPr>
+          <w:rFonts w:ascii="Arial" w:hAnsi="Arial" w:cs="Arial"/>
+        </w:rPr>
       </w:pPr>
       <w:r>
         <w:rPr>
-          <w:b/>
-          <w:bCs/>
+          <w:rFonts w:ascii="Arial" w:hAnsi="Arial" w:cs="Arial"/>
         </w:rPr>
         <w:t>300.000 requisições/mês</w:t>
       </w:r>
@@ -103,8 +140,14 @@
     <w:p>
       <w:pPr>
         <w:ind w:left="708"/>
+        <w:rPr>
+          <w:rFonts w:ascii="Arial" w:hAnsi="Arial" w:cs="Arial"/>
+        </w:rPr>
       </w:pPr>
       <w:r>
+        <w:rPr>
+          <w:rFonts w:ascii="Arial" w:hAnsi="Arial" w:cs="Arial"/>
+        </w:rPr>
         <w:t>Estimativa média:</w:t>
       </w:r>
     </w:p>
@@ -119,8 +162,14 @@
           <w:tab w:val="num" w:pos="1428"/>
         </w:tabs>
         <w:ind w:left="1428"/>
+        <w:rPr>
+          <w:rFonts w:ascii="Arial" w:hAnsi="Arial" w:cs="Arial"/>
+        </w:rPr>
       </w:pPr>
       <w:r>
+        <w:rPr>
+          <w:rFonts w:ascii="Arial" w:hAnsi="Arial" w:cs="Arial"/>
+        </w:rPr>
         <w:t>10.000 tokens input</w:t>
       </w:r>
     </w:p>
@@ -135,24 +184,30 @@
           <w:tab w:val="num" w:pos="1428"/>
         </w:tabs>
         <w:ind w:left="1428"/>
+        <w:rPr>
+          <w:rFonts w:ascii="Arial" w:hAnsi="Arial" w:cs="Arial"/>
+        </w:rPr>
       </w:pPr>
       <w:r>
+        <w:rPr>
+          <w:rFonts w:ascii="Arial" w:hAnsi="Arial" w:cs="Arial"/>
+        </w:rPr>
         <w:t>1.000 tokens output</w:t>
       </w:r>
     </w:p>
     <w:p>
       <w:pPr>
         <w:rPr>
+          <w:rFonts w:ascii="Arial" w:hAnsi="Arial" w:cs="Arial"/>
           <w:b/>
           <w:bCs/>
-          <w:u w:val="single"/>
         </w:rPr>
       </w:pPr>
       <w:r>
         <w:rPr>
+          <w:rFonts w:ascii="Arial" w:hAnsi="Arial" w:cs="Arial"/>
           <w:b/>
           <w:bCs/>
-          <w:u w:val="single"/>
         </w:rPr>
         <w:t>Decisão</w:t>
       </w:r>
@@ -160,109 +215,196 @@
     <w:p>
       <w:pPr>
         <w:ind w:left="708"/>
+        <w:rPr>
+          <w:rFonts w:ascii="Arial" w:hAnsi="Arial" w:cs="Arial"/>
+        </w:rPr>
       </w:pPr>
       <w:r>
-        <w:t xml:space="preserve">Implementar pipeline de </w:t>
+        <w:rPr>
+          <w:rFonts w:ascii="Arial" w:hAnsi="Arial" w:cs="Arial"/>
+        </w:rPr>
+        <w:t xml:space="preserve">Implementar pipeline de triagem com </w:t>
       </w:r>
+      <w:proofErr w:type="spellStart"/>
       <w:r>
         <w:rPr>
-          <w:b/>
-          <w:bCs/>
-        </w:rPr>
-        <w:t>triagem com XGBoost antes do LLM</w:t>
+          <w:rFonts w:ascii="Arial" w:hAnsi="Arial" w:cs="Arial"/>
+        </w:rPr>
+        <w:t>XGBoost</w:t>
       </w:r>
+      <w:proofErr w:type="spellEnd"/>
       <w:r>
-        <w:t>.</w:t>
+        <w:rPr>
+          <w:rFonts w:ascii="Arial" w:hAnsi="Arial" w:cs="Arial"/>
+        </w:rPr>
+        <w:t xml:space="preserve"> antes do LLM.</w:t>
       </w:r>
     </w:p>
     <w:p>
       <w:pPr>
         <w:ind w:left="2832"/>
+        <w:rPr>
+          <w:rFonts w:ascii="Arial" w:hAnsi="Arial" w:cs="Arial"/>
+        </w:rPr>
       </w:pPr>
       <w:r>
+        <w:rPr>
+          <w:rFonts w:ascii="Arial" w:hAnsi="Arial" w:cs="Arial"/>
+        </w:rPr>
         <w:t>Fluxo</w:t>
       </w:r>
       <w:r>
+        <w:rPr>
+          <w:rFonts w:ascii="Arial" w:hAnsi="Arial" w:cs="Arial"/>
+        </w:rPr>
         <w:t>:</w:t>
       </w:r>
     </w:p>
     <w:p>
       <w:pPr>
         <w:ind w:left="3180"/>
+        <w:rPr>
+          <w:rFonts w:ascii="Arial" w:hAnsi="Arial" w:cs="Arial"/>
+        </w:rPr>
       </w:pPr>
       <w:r>
+        <w:rPr>
+          <w:rFonts w:ascii="Arial" w:hAnsi="Arial" w:cs="Arial"/>
+        </w:rPr>
         <w:t>Solicitação</w:t>
       </w:r>
     </w:p>
     <w:p>
       <w:pPr>
         <w:ind w:left="3180"/>
+        <w:rPr>
+          <w:rFonts w:ascii="Arial" w:hAnsi="Arial" w:cs="Arial"/>
+        </w:rPr>
       </w:pPr>
       <w:r>
+        <w:rPr>
+          <w:rFonts w:ascii="Arial" w:hAnsi="Arial" w:cs="Arial"/>
+        </w:rPr>
         <w:t>↓</w:t>
       </w:r>
     </w:p>
     <w:p>
       <w:pPr>
         <w:ind w:left="3180"/>
-      </w:pPr>
+        <w:rPr>
+          <w:rFonts w:ascii="Arial" w:hAnsi="Arial" w:cs="Arial"/>
+        </w:rPr>
+      </w:pPr>
+      <w:proofErr w:type="spellStart"/>
       <w:r>
-        <w:t>XGBoost Risk Model</w:t>
+        <w:rPr>
+          <w:rFonts w:ascii="Arial" w:hAnsi="Arial" w:cs="Arial"/>
+        </w:rPr>
+        <w:t>XGBoost</w:t>
+      </w:r>
+      <w:proofErr w:type="spellEnd"/>
+      <w:r>
+        <w:rPr>
+          <w:rFonts w:ascii="Arial" w:hAnsi="Arial" w:cs="Arial"/>
+        </w:rPr>
+        <w:t xml:space="preserve"> Risk Model</w:t>
       </w:r>
     </w:p>
     <w:p>
       <w:pPr>
         <w:ind w:left="3180"/>
+        <w:rPr>
+          <w:rFonts w:ascii="Arial" w:hAnsi="Arial" w:cs="Arial"/>
+        </w:rPr>
       </w:pPr>
       <w:r>
+        <w:rPr>
+          <w:rFonts w:ascii="Arial" w:hAnsi="Arial" w:cs="Arial"/>
+        </w:rPr>
         <w:t>↓</w:t>
       </w:r>
     </w:p>
     <w:p>
       <w:pPr>
         <w:ind w:left="3180"/>
+        <w:rPr>
+          <w:rFonts w:ascii="Arial" w:hAnsi="Arial" w:cs="Arial"/>
+        </w:rPr>
       </w:pPr>
       <w:r>
+        <w:rPr>
+          <w:rFonts w:ascii="Arial" w:hAnsi="Arial" w:cs="Arial"/>
+        </w:rPr>
         <w:t>Casos claros → decisão automática</w:t>
       </w:r>
     </w:p>
     <w:p>
       <w:pPr>
         <w:ind w:left="3180"/>
+        <w:rPr>
+          <w:rFonts w:ascii="Arial" w:hAnsi="Arial" w:cs="Arial"/>
+        </w:rPr>
       </w:pPr>
       <w:r>
+        <w:rPr>
+          <w:rFonts w:ascii="Arial" w:hAnsi="Arial" w:cs="Arial"/>
+        </w:rPr>
         <w:t>↓</w:t>
       </w:r>
     </w:p>
     <w:p>
       <w:pPr>
         <w:ind w:left="3180"/>
+        <w:rPr>
+          <w:rFonts w:ascii="Arial" w:hAnsi="Arial" w:cs="Arial"/>
+        </w:rPr>
       </w:pPr>
       <w:r>
+        <w:rPr>
+          <w:rFonts w:ascii="Arial" w:hAnsi="Arial" w:cs="Arial"/>
+        </w:rPr>
         <w:t>Casos cinzentos → Gemini Flash</w:t>
       </w:r>
     </w:p>
     <w:p>
       <w:pPr>
         <w:ind w:left="3180"/>
+        <w:rPr>
+          <w:rFonts w:ascii="Arial" w:hAnsi="Arial" w:cs="Arial"/>
+        </w:rPr>
       </w:pPr>
       <w:r>
+        <w:rPr>
+          <w:rFonts w:ascii="Arial" w:hAnsi="Arial" w:cs="Arial"/>
+        </w:rPr>
         <w:t>↓</w:t>
       </w:r>
     </w:p>
     <w:p>
       <w:pPr>
         <w:ind w:left="3180"/>
+        <w:rPr>
+          <w:rFonts w:ascii="Arial" w:hAnsi="Arial" w:cs="Arial"/>
+        </w:rPr>
       </w:pPr>
       <w:r>
+        <w:rPr>
+          <w:rFonts w:ascii="Arial" w:hAnsi="Arial" w:cs="Arial"/>
+        </w:rPr>
         <w:t>Casos complexos → Gemini Pro</w:t>
       </w:r>
     </w:p>
     <w:p>
       <w:pPr>
         <w:ind w:left="708"/>
+        <w:rPr>
+          <w:rFonts w:ascii="Arial" w:hAnsi="Arial" w:cs="Arial"/>
+        </w:rPr>
       </w:pPr>
       <w:r>
+        <w:rPr>
+          <w:rFonts w:ascii="Arial" w:hAnsi="Arial" w:cs="Arial"/>
+        </w:rPr>
         <w:t>Distribuição estimada:</w:t>
       </w:r>
     </w:p>
@@ -277,8 +419,14 @@
           <w:tab w:val="num" w:pos="1428"/>
         </w:tabs>
         <w:ind w:left="1428"/>
+        <w:rPr>
+          <w:rFonts w:ascii="Arial" w:hAnsi="Arial" w:cs="Arial"/>
+        </w:rPr>
       </w:pPr>
       <w:r>
+        <w:rPr>
+          <w:rFonts w:ascii="Arial" w:hAnsi="Arial" w:cs="Arial"/>
+        </w:rPr>
         <w:t>70% resolvido pelo modelo clássico</w:t>
       </w:r>
     </w:p>
@@ -293,8 +441,14 @@
           <w:tab w:val="num" w:pos="1428"/>
         </w:tabs>
         <w:ind w:left="1428"/>
+        <w:rPr>
+          <w:rFonts w:ascii="Arial" w:hAnsi="Arial" w:cs="Arial"/>
+        </w:rPr>
       </w:pPr>
       <w:r>
+        <w:rPr>
+          <w:rFonts w:ascii="Arial" w:hAnsi="Arial" w:cs="Arial"/>
+        </w:rPr>
         <w:t>20% Gemini Flash</w:t>
       </w:r>
     </w:p>
@@ -309,14 +463,21 @@
           <w:tab w:val="num" w:pos="1428"/>
         </w:tabs>
         <w:ind w:left="1428"/>
+        <w:rPr>
+          <w:rFonts w:ascii="Arial" w:hAnsi="Arial" w:cs="Arial"/>
+        </w:rPr>
       </w:pPr>
       <w:r>
+        <w:rPr>
+          <w:rFonts w:ascii="Arial" w:hAnsi="Arial" w:cs="Arial"/>
+        </w:rPr>
         <w:t>10% Gemini Pro</w:t>
       </w:r>
     </w:p>
     <w:p>
       <w:pPr>
         <w:rPr>
+          <w:rFonts w:ascii="Arial" w:hAnsi="Arial" w:cs="Arial"/>
           <w:b/>
           <w:bCs/>
           <w:u w:val="single"/>
@@ -326,6 +487,7 @@
     <w:p>
       <w:pPr>
         <w:rPr>
+          <w:rFonts w:ascii="Arial" w:hAnsi="Arial" w:cs="Arial"/>
           <w:b/>
           <w:bCs/>
           <w:u w:val="single"/>
@@ -335,18 +497,17 @@
     <w:p>
       <w:pPr>
         <w:rPr>
+          <w:rFonts w:ascii="Arial" w:hAnsi="Arial" w:cs="Arial"/>
           <w:b/>
           <w:bCs/>
-          <w:u w:val="single"/>
         </w:rPr>
       </w:pPr>
       <w:r>
         <w:rPr>
+          <w:rFonts w:ascii="Arial" w:hAnsi="Arial" w:cs="Arial"/>
           <w:b/>
           <w:bCs/>
-          <w:u w:val="single"/>
-        </w:rPr>
-        <w:lastRenderedPageBreak/>
+        </w:rPr>
         <w:t>Racional</w:t>
       </w:r>
     </w:p>
@@ -354,8 +515,15 @@
       <w:pPr>
         <w:pStyle w:val="NormalWeb"/>
         <w:ind w:left="360"/>
+        <w:rPr>
+          <w:rFonts w:ascii="Arial" w:hAnsi="Arial" w:cs="Arial"/>
+        </w:rPr>
       </w:pPr>
       <w:r>
+        <w:rPr>
+          <w:rFonts w:ascii="Arial" w:hAnsi="Arial" w:cs="Arial"/>
+        </w:rPr>
+        <w:lastRenderedPageBreak/>
         <w:t>Isso reduz drasticamente o custo de inferência.</w:t>
       </w:r>
     </w:p>
@@ -363,20 +531,36 @@
       <w:pPr>
         <w:pStyle w:val="NormalWeb"/>
         <w:ind w:left="360"/>
+        <w:rPr>
+          <w:rFonts w:ascii="Arial" w:hAnsi="Arial" w:cs="Arial"/>
+          <w:b/>
+          <w:bCs/>
+        </w:rPr>
       </w:pPr>
       <w:r>
-        <w:t>Arquitetura apenas com LLM:</w:t>
+        <w:rPr>
+          <w:rFonts w:ascii="Arial" w:hAnsi="Arial" w:cs="Arial"/>
+        </w:rPr>
+        <w:t>Arquitetura apenas com LLM</w:t>
       </w:r>
       <w:r>
+        <w:rPr>
+          <w:rFonts w:ascii="Arial" w:hAnsi="Arial" w:cs="Arial"/>
+        </w:rPr>
+        <w:t xml:space="preserve"> aproximadamente</w:t>
+      </w:r>
+      <w:r>
+        <w:rPr>
+          <w:rFonts w:ascii="Arial" w:hAnsi="Arial" w:cs="Arial"/>
+        </w:rPr>
         <w:t xml:space="preserve"> </w:t>
       </w:r>
       <w:r>
-        <w:t xml:space="preserve">≈ </w:t>
-      </w:r>
-      <w:r>
         <w:rPr>
           <w:rStyle w:val="Forte"/>
-          <w:rFonts w:eastAsiaTheme="majorEastAsia"/>
+          <w:rFonts w:ascii="Arial" w:eastAsiaTheme="majorEastAsia" w:hAnsi="Arial" w:cs="Arial"/>
+          <w:b w:val="0"/>
+          <w:bCs w:val="0"/>
         </w:rPr>
         <w:t>$13.500 / mês</w:t>
       </w:r>
@@ -385,42 +569,73 @@
       <w:pPr>
         <w:pStyle w:val="NormalWeb"/>
         <w:ind w:left="360"/>
+        <w:rPr>
+          <w:rFonts w:ascii="Arial" w:hAnsi="Arial" w:cs="Arial"/>
+        </w:rPr>
       </w:pPr>
       <w:r>
-        <w:t>Arquitetura híbrida:</w:t>
+        <w:rPr>
+          <w:rFonts w:ascii="Arial" w:hAnsi="Arial" w:cs="Arial"/>
+        </w:rPr>
+        <w:t>Arquitetura híbrida</w:t>
       </w:r>
       <w:r>
-        <w:t xml:space="preserve"> </w:t>
+        <w:rPr>
+          <w:rFonts w:ascii="Arial" w:hAnsi="Arial" w:cs="Arial"/>
+        </w:rPr>
+        <w:t xml:space="preserve"> entre </w:t>
       </w:r>
       <w:r>
-        <w:t xml:space="preserve">≈ </w:t>
+        <w:rPr>
+          <w:rStyle w:val="Forte"/>
+          <w:rFonts w:ascii="Arial" w:eastAsiaTheme="majorEastAsia" w:hAnsi="Arial" w:cs="Arial"/>
+          <w:b w:val="0"/>
+          <w:bCs w:val="0"/>
+        </w:rPr>
+        <w:t xml:space="preserve">$3.000 </w:t>
       </w:r>
+      <w:proofErr w:type="gramStart"/>
       <w:r>
         <w:rPr>
           <w:rStyle w:val="Forte"/>
-          <w:rFonts w:eastAsiaTheme="majorEastAsia"/>
-        </w:rPr>
-        <w:t>$3.000 – $4.000 / mês</w:t>
+          <w:rFonts w:ascii="Arial" w:eastAsiaTheme="majorEastAsia" w:hAnsi="Arial" w:cs="Arial"/>
+          <w:b w:val="0"/>
+          <w:bCs w:val="0"/>
+        </w:rPr>
+        <w:t>–</w:t>
+      </w:r>
+      <w:proofErr w:type="gramEnd"/>
+      <w:r>
+        <w:rPr>
+          <w:rStyle w:val="Forte"/>
+          <w:rFonts w:ascii="Arial" w:eastAsiaTheme="majorEastAsia" w:hAnsi="Arial" w:cs="Arial"/>
+          <w:b w:val="0"/>
+          <w:bCs w:val="0"/>
+        </w:rPr>
+        <w:t xml:space="preserve"> $4.000 / mês</w:t>
       </w:r>
     </w:p>
     <w:p>
       <w:pPr>
         <w:ind w:left="720"/>
+        <w:rPr>
+          <w:rFonts w:ascii="Arial" w:hAnsi="Arial" w:cs="Arial"/>
+        </w:rPr>
       </w:pPr>
     </w:p>
     <w:p>
       <w:pPr>
         <w:rPr>
+          <w:rFonts w:ascii="Arial" w:hAnsi="Arial" w:cs="Arial"/>
           <w:b/>
           <w:bCs/>
-          <w:u w:val="single"/>
         </w:rPr>
       </w:pPr>
       <w:r>
         <w:rPr>
+          <w:rFonts w:ascii="Arial" w:hAnsi="Arial" w:cs="Arial"/>
           <w:b/>
           <w:bCs/>
-          <w:u w:val="single"/>
         </w:rPr>
         <w:t>Consequências</w:t>
       </w:r>
@@ -429,14 +644,12 @@
       <w:pPr>
         <w:ind w:left="360"/>
         <w:rPr>
-          <w:b/>
-          <w:bCs/>
+          <w:rFonts w:ascii="Arial" w:hAnsi="Arial" w:cs="Arial"/>
         </w:rPr>
       </w:pPr>
       <w:r>
         <w:rPr>
-          <w:b/>
-          <w:bCs/>
+          <w:rFonts w:ascii="Arial" w:hAnsi="Arial" w:cs="Arial"/>
         </w:rPr>
         <w:t>Positivas</w:t>
       </w:r>
@@ -449,7 +662,7 @@
         </w:numPr>
         <w:spacing w:before="100" w:beforeAutospacing="1" w:after="100" w:afterAutospacing="1" w:line="240" w:lineRule="auto"/>
         <w:rPr>
-          <w:rFonts w:ascii="Times New Roman" w:eastAsia="Times New Roman" w:hAnsi="Times New Roman" w:cs="Times New Roman"/>
+          <w:rFonts w:ascii="Arial" w:eastAsia="Times New Roman" w:hAnsi="Arial" w:cs="Arial"/>
           <w:kern w:val="0"/>
           <w:lang w:eastAsia="pt-BR"/>
           <w14:ligatures w14:val="none"/>
@@ -457,23 +670,12 @@
       </w:pPr>
       <w:r>
         <w:rPr>
-          <w:rFonts w:ascii="Times New Roman" w:eastAsia="Times New Roman" w:hAnsi="Times New Roman" w:cs="Times New Roman"/>
+          <w:rFonts w:ascii="Arial" w:eastAsia="Times New Roman" w:hAnsi="Arial" w:cs="Arial"/>
           <w:kern w:val="0"/>
           <w:lang w:eastAsia="pt-BR"/>
           <w14:ligatures w14:val="none"/>
         </w:rPr>
-        <w:t xml:space="preserve">redução de custo superior a </w:t>
-      </w:r>
-      <w:r>
-        <w:rPr>
-          <w:rFonts w:ascii="Times New Roman" w:eastAsia="Times New Roman" w:hAnsi="Times New Roman" w:cs="Times New Roman"/>
-          <w:b/>
-          <w:bCs/>
-          <w:kern w:val="0"/>
-          <w:lang w:eastAsia="pt-BR"/>
-          <w14:ligatures w14:val="none"/>
-        </w:rPr>
-        <w:t>70%</w:t>
+        <w:t>redução de custo superior a 70%</w:t>
       </w:r>
     </w:p>
     <w:p>
@@ -484,7 +686,7 @@
         </w:numPr>
         <w:spacing w:before="100" w:beforeAutospacing="1" w:after="100" w:afterAutospacing="1" w:line="240" w:lineRule="auto"/>
         <w:rPr>
-          <w:rFonts w:ascii="Times New Roman" w:eastAsia="Times New Roman" w:hAnsi="Times New Roman" w:cs="Times New Roman"/>
+          <w:rFonts w:ascii="Arial" w:eastAsia="Times New Roman" w:hAnsi="Arial" w:cs="Arial"/>
           <w:kern w:val="0"/>
           <w:lang w:eastAsia="pt-BR"/>
           <w14:ligatures w14:val="none"/>
@@ -492,7 +694,7 @@
       </w:pPr>
       <w:r>
         <w:rPr>
-          <w:rFonts w:ascii="Times New Roman" w:eastAsia="Times New Roman" w:hAnsi="Times New Roman" w:cs="Times New Roman"/>
+          <w:rFonts w:ascii="Arial" w:eastAsia="Times New Roman" w:hAnsi="Arial" w:cs="Arial"/>
           <w:kern w:val="0"/>
           <w:lang w:eastAsia="pt-BR"/>
           <w14:ligatures w14:val="none"/>
@@ -508,7 +710,7 @@
         </w:numPr>
         <w:spacing w:before="100" w:beforeAutospacing="1" w:after="100" w:afterAutospacing="1" w:line="240" w:lineRule="auto"/>
         <w:rPr>
-          <w:rFonts w:ascii="Times New Roman" w:eastAsia="Times New Roman" w:hAnsi="Times New Roman" w:cs="Times New Roman"/>
+          <w:rFonts w:ascii="Arial" w:eastAsia="Times New Roman" w:hAnsi="Arial" w:cs="Arial"/>
           <w:kern w:val="0"/>
           <w:lang w:eastAsia="pt-BR"/>
           <w14:ligatures w14:val="none"/>
@@ -516,7 +718,7 @@
       </w:pPr>
       <w:r>
         <w:rPr>
-          <w:rFonts w:ascii="Times New Roman" w:eastAsia="Times New Roman" w:hAnsi="Times New Roman" w:cs="Times New Roman"/>
+          <w:rFonts w:ascii="Arial" w:eastAsia="Times New Roman" w:hAnsi="Arial" w:cs="Arial"/>
           <w:kern w:val="0"/>
           <w:lang w:eastAsia="pt-BR"/>
           <w14:ligatures w14:val="none"/>
@@ -528,14 +730,12 @@
       <w:pPr>
         <w:ind w:left="360"/>
         <w:rPr>
-          <w:b/>
-          <w:bCs/>
+          <w:rFonts w:ascii="Arial" w:hAnsi="Arial" w:cs="Arial"/>
         </w:rPr>
       </w:pPr>
       <w:r>
         <w:rPr>
-          <w:b/>
-          <w:bCs/>
+          <w:rFonts w:ascii="Arial" w:hAnsi="Arial" w:cs="Arial"/>
         </w:rPr>
         <w:t>Negativas</w:t>
       </w:r>
@@ -556,7 +756,7 @@
       </w:pPr>
       <w:r>
         <w:rPr>
-          <w:rFonts w:ascii="Times New Roman" w:eastAsia="Times New Roman" w:hAnsi="Times New Roman" w:cs="Times New Roman"/>
+          <w:rFonts w:ascii="Arial" w:eastAsia="Times New Roman" w:hAnsi="Arial" w:cs="Arial"/>
           <w:kern w:val="0"/>
           <w:lang w:eastAsia="pt-BR"/>
           <w14:ligatures w14:val="none"/>
@@ -4379,6 +4579,7 @@
   <w:style w:type="character" w:default="1" w:styleId="Fontepargpadro">
     <w:name w:val="Default Paragraph Font"/>
     <w:uiPriority w:val="1"/>
+    <w:semiHidden/>
     <w:unhideWhenUsed/>
   </w:style>
   <w:style w:type="table" w:default="1" w:styleId="Tabelanormal">
